--- a/supplemental_materials/supplemental_material_08_postsession_questionnaire_parental_feedback.docx
+++ b/supplemental_materials/supplemental_material_08_postsession_questionnaire_parental_feedback.docx
@@ -67,6 +67,87 @@
       </w:pPr>
       <w:r>
         <w:rPr>
+          <w:rStyle w:val="wacimagecontainer"/>
+          <w:rFonts w:ascii="Arial" w:hAnsi="Arial" w:cs="Arial"/>
+          <w:shd w:val="clear" w:color="auto" w:fill="C6C6C6"/>
+          <w:lang w:val="en-GB"/>
+        </w:rPr>
+        <w:drawing>
+          <wp:anchor distT="0" distB="0" distL="114300" distR="114300" simplePos="0" relativeHeight="251659264" behindDoc="0" locked="0" layoutInCell="1" allowOverlap="1" wp14:anchorId="7986F2DD" wp14:editId="0A78AE26">
+            <wp:simplePos x="0" y="0"/>
+            <wp:positionH relativeFrom="column">
+              <wp:posOffset>-52754</wp:posOffset>
+            </wp:positionH>
+            <wp:positionV relativeFrom="paragraph">
+              <wp:posOffset>729762</wp:posOffset>
+            </wp:positionV>
+            <wp:extent cx="5441950" cy="7772400"/>
+            <wp:effectExtent l="0" t="0" r="6350" b="0"/>
+            <wp:wrapTopAndBottom/>
+            <wp:docPr id="363439915" name="Picture 2">
+              <a:extLst xmlns:a="http://schemas.openxmlformats.org/drawingml/2006/main">
+                <a:ext uri="{FF2B5EF4-FFF2-40B4-BE49-F238E27FC236}">
+                  <a16:creationId xmlns:a16="http://schemas.microsoft.com/office/drawing/2014/main" id="{26A242DD-C9BE-4F2D-8186-F067DB709D40}"/>
+                </a:ext>
+              </a:extLst>
+            </wp:docPr>
+            <wp:cNvGraphicFramePr>
+              <a:graphicFrameLocks xmlns:a="http://schemas.openxmlformats.org/drawingml/2006/main" noChangeAspect="1"/>
+            </wp:cNvGraphicFramePr>
+            <a:graphic xmlns:a="http://schemas.openxmlformats.org/drawingml/2006/main">
+              <a:graphicData uri="http://schemas.openxmlformats.org/drawingml/2006/picture">
+                <pic:pic xmlns:pic="http://schemas.openxmlformats.org/drawingml/2006/picture">
+                  <pic:nvPicPr>
+                    <pic:cNvPr id="0" name="Picture 3"/>
+                    <pic:cNvPicPr>
+                      <a:picLocks noChangeAspect="1" noChangeArrowheads="1"/>
+                    </pic:cNvPicPr>
+                  </pic:nvPicPr>
+                  <pic:blipFill rotWithShape="1">
+                    <a:blip r:embed="rId4">
+                      <a:extLst>
+                        <a:ext uri="{28A0092B-C50C-407E-A947-70E740481C1C}">
+                          <a14:useLocalDpi xmlns:a14="http://schemas.microsoft.com/office/drawing/2010/main" val="0"/>
+                        </a:ext>
+                      </a:extLst>
+                    </a:blip>
+                    <a:srcRect r="802" b="866"/>
+                    <a:stretch>
+                      <a:fillRect/>
+                    </a:stretch>
+                  </pic:blipFill>
+                  <pic:spPr bwMode="auto">
+                    <a:xfrm>
+                      <a:off x="0" y="0"/>
+                      <a:ext cx="5441950" cy="7772400"/>
+                    </a:xfrm>
+                    <a:prstGeom prst="rect">
+                      <a:avLst/>
+                    </a:prstGeom>
+                    <a:noFill/>
+                    <a:ln>
+                      <a:noFill/>
+                    </a:ln>
+                    <a:extLst>
+                      <a:ext uri="{53640926-AAD7-44D8-BBD7-CCE9431645EC}">
+                        <a14:shadowObscured xmlns:a14="http://schemas.microsoft.com/office/drawing/2010/main"/>
+                      </a:ext>
+                    </a:extLst>
+                  </pic:spPr>
+                </pic:pic>
+              </a:graphicData>
+            </a:graphic>
+            <wp14:sizeRelH relativeFrom="page">
+              <wp14:pctWidth>0</wp14:pctWidth>
+            </wp14:sizeRelH>
+            <wp14:sizeRelV relativeFrom="page">
+              <wp14:pctHeight>0</wp14:pctHeight>
+            </wp14:sizeRelV>
+          </wp:anchor>
+        </w:drawing>
+      </w:r>
+      <w:r>
+        <w:rPr>
           <w:lang w:val="en-GB"/>
         </w:rPr>
         <w:t xml:space="preserve">The form was implemented via MS </w:t>
@@ -103,69 +184,6 @@
           <w:lang w:val="en-GB"/>
         </w:rPr>
       </w:pPr>
-      <w:r>
-        <w:rPr>
-          <w:rStyle w:val="wacimagecontainer"/>
-          <w:rFonts w:ascii="Arial" w:hAnsi="Arial" w:cs="Arial"/>
-          <w:shd w:val="clear" w:color="auto" w:fill="C6C6C6"/>
-          <w:lang w:val="en-GB"/>
-        </w:rPr>
-        <w:lastRenderedPageBreak/>
-        <w:drawing>
-          <wp:inline distT="0" distB="0" distL="0" distR="0" wp14:anchorId="149FBBC7" wp14:editId="4EF388A0">
-            <wp:extent cx="5486400" cy="7840980"/>
-            <wp:effectExtent l="0" t="0" r="0" b="0"/>
-            <wp:docPr id="363439915" name="Picture 2">
-              <a:extLst xmlns:a="http://schemas.openxmlformats.org/drawingml/2006/main">
-                <a:ext uri="{FF2B5EF4-FFF2-40B4-BE49-F238E27FC236}">
-                  <a16:creationId xmlns:a16="http://schemas.microsoft.com/office/drawing/2014/main" id="{26A242DD-C9BE-4F2D-8186-F067DB709D40}"/>
-                </a:ext>
-              </a:extLst>
-            </wp:docPr>
-            <wp:cNvGraphicFramePr>
-              <a:graphicFrameLocks xmlns:a="http://schemas.openxmlformats.org/drawingml/2006/main" noChangeAspect="1"/>
-            </wp:cNvGraphicFramePr>
-            <a:graphic xmlns:a="http://schemas.openxmlformats.org/drawingml/2006/main">
-              <a:graphicData uri="http://schemas.openxmlformats.org/drawingml/2006/picture">
-                <pic:pic xmlns:pic="http://schemas.openxmlformats.org/drawingml/2006/picture">
-                  <pic:nvPicPr>
-                    <pic:cNvPr id="0" name="Picture 3"/>
-                    <pic:cNvPicPr>
-                      <a:picLocks noChangeAspect="1" noChangeArrowheads="1"/>
-                    </pic:cNvPicPr>
-                  </pic:nvPicPr>
-                  <pic:blipFill>
-                    <a:blip r:embed="rId4">
-                      <a:extLst>
-                        <a:ext uri="{28A0092B-C50C-407E-A947-70E740481C1C}">
-                          <a14:useLocalDpi xmlns:a14="http://schemas.microsoft.com/office/drawing/2010/main" val="0"/>
-                        </a:ext>
-                      </a:extLst>
-                    </a:blip>
-                    <a:srcRect/>
-                    <a:stretch>
-                      <a:fillRect/>
-                    </a:stretch>
-                  </pic:blipFill>
-                  <pic:spPr bwMode="auto">
-                    <a:xfrm>
-                      <a:off x="0" y="0"/>
-                      <a:ext cx="5486400" cy="7840980"/>
-                    </a:xfrm>
-                    <a:prstGeom prst="rect">
-                      <a:avLst/>
-                    </a:prstGeom>
-                    <a:noFill/>
-                    <a:ln>
-                      <a:noFill/>
-                    </a:ln>
-                  </pic:spPr>
-                </pic:pic>
-              </a:graphicData>
-            </a:graphic>
-          </wp:inline>
-        </w:drawing>
-      </w:r>
     </w:p>
     <w:p>
       <w:pPr>
@@ -182,11 +200,10 @@
           <w:shd w:val="clear" w:color="auto" w:fill="C6C6C6"/>
           <w:lang w:val="en-GB"/>
         </w:rPr>
-        <w:lastRenderedPageBreak/>
         <w:drawing>
-          <wp:inline distT="0" distB="0" distL="0" distR="0" wp14:anchorId="0DABE9C9" wp14:editId="17347147">
-            <wp:extent cx="5486400" cy="8828405"/>
-            <wp:effectExtent l="0" t="0" r="0" b="0"/>
+          <wp:inline distT="0" distB="0" distL="0" distR="0" wp14:anchorId="0DABE9C9" wp14:editId="7E8005A7">
+            <wp:extent cx="5407025" cy="8757139"/>
+            <wp:effectExtent l="0" t="0" r="3175" b="6350"/>
             <wp:docPr id="774370650" name="Picture 1">
               <a:extLst xmlns:a="http://schemas.openxmlformats.org/drawingml/2006/main">
                 <a:ext uri="{FF2B5EF4-FFF2-40B4-BE49-F238E27FC236}">
@@ -206,7 +223,7 @@
                       <a:picLocks noChangeAspect="1" noChangeArrowheads="1"/>
                     </pic:cNvPicPr>
                   </pic:nvPicPr>
-                  <pic:blipFill>
+                  <pic:blipFill rotWithShape="1">
                     <a:blip r:embed="rId5">
                       <a:extLst>
                         <a:ext uri="{28A0092B-C50C-407E-A947-70E740481C1C}">
@@ -214,7 +231,7 @@
                         </a:ext>
                       </a:extLst>
                     </a:blip>
-                    <a:srcRect/>
+                    <a:srcRect r="1442" b="803"/>
                     <a:stretch>
                       <a:fillRect/>
                     </a:stretch>
@@ -222,7 +239,7 @@
                   <pic:spPr bwMode="auto">
                     <a:xfrm>
                       <a:off x="0" y="0"/>
-                      <a:ext cx="5486400" cy="8828405"/>
+                      <a:ext cx="5407269" cy="8757534"/>
                     </a:xfrm>
                     <a:prstGeom prst="rect">
                       <a:avLst/>
@@ -231,6 +248,11 @@
                     <a:ln>
                       <a:noFill/>
                     </a:ln>
+                    <a:extLst>
+                      <a:ext uri="{53640926-AAD7-44D8-BBD7-CCE9431645EC}">
+                        <a14:shadowObscured xmlns:a14="http://schemas.microsoft.com/office/drawing/2010/main"/>
+                      </a:ext>
+                    </a:extLst>
                   </pic:spPr>
                 </pic:pic>
               </a:graphicData>
@@ -241,7 +263,7 @@
     </w:p>
     <w:sectPr>
       <w:pgSz w:w="12240" w:h="15840"/>
-      <w:pgMar w:top="693" w:right="1440" w:bottom="1440" w:left="1440" w:header="720" w:footer="720" w:gutter="0"/>
+      <w:pgMar w:top="693" w:right="1440" w:bottom="684" w:left="1440" w:header="720" w:footer="720" w:gutter="0"/>
       <w:cols w:space="720"/>
       <w:docGrid w:linePitch="360"/>
     </w:sectPr>
@@ -1171,6 +1193,36 @@
     <w:basedOn w:val="DefaultParagraphFont"/>
     <w:rsid w:val="00932E18"/>
   </w:style>
+  <w:style w:type="paragraph" w:styleId="CommentText">
+    <w:name w:val="annotation text"/>
+    <w:basedOn w:val="Normal"/>
+    <w:link w:val="CommentTextChar"/>
+    <w:uiPriority w:val="99"/>
+    <w:unhideWhenUsed/>
+    <w:rsid w:val="00695F86"/>
+    <w:pPr>
+      <w:spacing w:before="120" w:after="0" w:line="240" w:lineRule="auto"/>
+      <w:ind w:firstLine="360"/>
+      <w:jc w:val="both"/>
+    </w:pPr>
+    <w:rPr>
+      <w:sz w:val="20"/>
+      <w:szCs w:val="20"/>
+      <w:lang w:val="en-GB"/>
+    </w:rPr>
+  </w:style>
+  <w:style w:type="character" w:customStyle="1" w:styleId="CommentTextChar">
+    <w:name w:val="Comment Text Char"/>
+    <w:basedOn w:val="DefaultParagraphFont"/>
+    <w:link w:val="CommentText"/>
+    <w:uiPriority w:val="99"/>
+    <w:rsid w:val="00695F86"/>
+    <w:rPr>
+      <w:sz w:val="20"/>
+      <w:szCs w:val="20"/>
+      <w:lang w:val="en-GB"/>
+    </w:rPr>
+  </w:style>
 </w:styles>
 </file>
 
